--- a/examples/outputs/warning-report-output.docx
+++ b/examples/outputs/warning-report-output.docx
@@ -13,7 +13,7 @@
     <w:p/>
     <w:p>
       <w:r>
-        <w:t xml:space="preserve">Generated: 2026-01-07 17:29:52</w:t>
+        <w:t xml:space="preserve">Generated: 2025-01-15 10:30:00</w:t>
       </w:r>
     </w:p>
     <w:p/>
